--- a/refs/single.docx
+++ b/refs/single.docx
@@ -599,7 +599,7 @@
       </w:footnotePr>
       <w:type w:val="nextPage"/>
       <w:pgSz w:w="12240" w:h="15840"/>
-      <w:pgMar w:left="1440" w:right="1440" w:gutter="0" w:header="1440" w:top="2204" w:footer="1440" w:bottom="2206"/>
+      <w:pgMar w:left="1440" w:right="1440" w:gutter="0" w:header="720" w:top="1440" w:footer="720" w:bottom="1440"/>
       <w:pgNumType w:fmt="decimal"/>
       <w:formProt w:val="false"/>
       <w:titlePg/>

--- a/refs/single.docx
+++ b/refs/single.docx
@@ -599,7 +599,7 @@
       </w:footnotePr>
       <w:type w:val="nextPage"/>
       <w:pgSz w:w="12240" w:h="15840"/>
-      <w:pgMar w:left="1440" w:right="1440" w:gutter="0" w:header="720" w:top="1440" w:footer="720" w:bottom="1440"/>
+      <w:pgMar w:left="1440" w:right="1440" w:gutter="0" w:header="1440" w:top="2204" w:footer="1440" w:bottom="2206"/>
       <w:pgNumType w:fmt="decimal"/>
       <w:formProt w:val="false"/>
       <w:titlePg/>

--- a/refs/single.docx
+++ b/refs/single.docx
@@ -1608,10 +1608,18 @@
     <w:unhideWhenUsed/>
     <w:qFormat/>
     <w:tblPr>
+      <w:tblBorders>
+        <w:top w:val="single" w:sz="4" w:space="0" w:color="000000"/>
+        <w:left w:val="single" w:sz="4" w:space="0" w:color="000000"/>
+        <w:bottom w:val="single" w:sz="4" w:space="0" w:color="000000"/>
+        <w:right w:val="single" w:sz="4" w:space="0" w:color="000000"/>
+        <w:insideH w:val="single" w:sz="4" w:space="0" w:color="000000"/>
+        <w:insideV w:val="single" w:sz="4" w:space="0" w:color="000000"/>
+      </w:tblBorders>
       <w:tblCellMar>
-        <w:top w:w="0" w:type="dxa"/>
+        <w:top w:w="72" w:type="dxa"/>
         <w:left w:w="108" w:type="dxa"/>
-        <w:bottom w:w="0" w:type="dxa"/>
+        <w:bottom w:w="72" w:type="dxa"/>
         <w:right w:w="108" w:type="dxa"/>
       </w:tblCellMar>
     </w:tblPr>
@@ -1619,7 +1627,7 @@
       <w:tblPr/>
       <w:tcPr>
         <w:tcBorders>
-          <w:bottom w:val="single"/>
+          <w:bottom w:val="single" w:sz="12" w:space="0" w:color="000000"/>
         </w:tcBorders>
         <w:vAlign w:val="bottom"/>
       </w:tcPr>
